--- a/docx_chapters/33_Trail_21__Spruce_Flats_Falls.docx
+++ b/docx_chapters/33_Trail_21__Spruce_Flats_Falls.docx
@@ -421,7 +421,7 @@
               <w:pStyle w:val="Compact"/>
             </w:pPr>
             <w:r>
-              <w:t xml:space="preserve">Strollers and Wheelchairs</w:t>
+              <w:t xml:space="preserve">Accessibility</w:t>
             </w:r>
           </w:p>
         </w:tc>
